--- a/중국어_대화문/7부_docx/7부_09화_청시의_정면_대결.docx
+++ b/중국어_대화문/7부_docx/7부_09화_청시의_정면_대결.docx
@@ -539,7 +539,7 @@
         <w:t>程曦:</w:t>
       </w:r>
       <w:r>
-        <w:t xml:space="preserve"> 按《议事规则》第二十一条，我有一份书面异议，已经交给任澍同志，是七点五十之前交的，不经主持人。向您报告一声，不是征求同意。</w:t>
+        <w:t xml:space="preserve"> 按《议事规则》第二十一条，我有一份书面异议，已经交给任澍同志，是七点半交的，不经主持人。向您报告一声，不是征求同意。</w:t>
       </w:r>
     </w:p>
     <w:p>
@@ -667,12 +667,12 @@
         <w:pStyle w:val="Heading2"/>
       </w:pPr>
       <w:r>
-        <w:t>장면 4 — 2월 6일(월) 오전 9시, 北楼 三层 政治局会议厅 — 视同书面</w:t>
+        <w:t>장면 4 — 2월 6일(월) 오전 9시, 北楼 二层 政治局会议室 — 视同书面</w:t>
       </w:r>
     </w:p>
     <w:p>
       <w:r>
-        <w:t>(二月六日，上午九点。政治局会议厅，长椭圆桌，两侧各坐着政治局委员。任澍坐在侧后的记录席上，面前的记录本摊开，笔尖悬着。邵铁军和程曦以列席身份坐在靠墙的第二排，中间隔着两把椅子。沈知远坐在主位，面前的盖碗没有动。)</w:t>
+        <w:t>(二月六日，上午九点。政治局会议室，长椭圆桌，两侧各坐着政治局委员。任澍坐在侧后的记录席上，面前的记录本摊开，笔尖悬着。邵铁军和程曦以列席身份坐在靠墙的第二排，中间隔着两把椅子。沈知远坐在主位，面前的盖碗没有动。)</w:t>
       </w:r>
     </w:p>
     <w:p>
@@ -893,7 +893,7 @@
         <w:pStyle w:val="Heading2"/>
       </w:pPr>
       <w:r>
-        <w:t>장면 5 — 2월 6일(월) 오전 10시 10분, 政治局会议厅 — 号在字前</w:t>
+        <w:t>장면 5 — 2월 6일(월) 오전 10시 10분, 政治局会议室 — 号在字前</w:t>
       </w:r>
     </w:p>
     <w:p>
@@ -958,7 +958,7 @@
         <w:t>邵铁军:</w:t>
       </w:r>
       <w:r>
-        <w:t xml:space="preserve"> （转向主位，语气依旧平稳）总书记，各位委员，我先回答事实。第一，号是预留号，依据是《申请书》，总书记一月三日批了“再议”，再议不是否决。第二，名单第九项，有证据。二〇三二年一月到四月，有两笔境外汇款，合计四十一万元，进了窗口相关账户。第三，（看了程曦一眼）我还要提醒各位，程主任在雾溪的路上，二〇二三年五月二十日，是开车的人。这是私人立场，不是公事。程主任，这是在翻旧账。</w:t>
+        <w:t xml:space="preserve"> （转向主位，语气依旧平稳）总书记，各位委员，我先回答事实。第一，号是预留号，依据是小组办公室去年第四季度的备案，总书记一月三日在《申请书》上批了“再议”，再议不是否决。第二，名单第九项，有证据。二〇三二年一月到四月，有两笔境外汇款，合计四十一万元，进了窗口相关账户。第三，（看了程曦一眼）我还要提醒各位，程主任在雾溪的路上，二〇二三年五月二十日，是开车的人。这是私人立场，不是公事。程主任，这是在翻旧账。</w:t>
       </w:r>
     </w:p>
     <w:p>
@@ -1376,7 +1376,7 @@
         <w:t>沈知远:</w:t>
       </w:r>
       <w:r>
-        <w:t xml:space="preserve"> 梁老说的。</w:t>
+        <w:t xml:space="preserve"> 梁委员说的。</w:t>
       </w:r>
     </w:p>
     <w:p>
@@ -1387,7 +1387,7 @@
         <w:t>程曦:</w:t>
       </w:r>
       <w:r>
-        <w:t xml:space="preserve"> 梁老说的，您写进了登记簿。</w:t>
+        <w:t xml:space="preserve"> 梁委员说的，您写进了登记簿。</w:t>
       </w:r>
     </w:p>
     <w:p>
@@ -1635,7 +1635,7 @@
         <w:t>李雨桐:</w:t>
       </w:r>
       <w:r>
-        <w:t xml:space="preserve"> 梅老师说，守义老师的那几页东西，她替他保管了三十年。她还说，要当面交，只给本人。小苏这几天在哪里睡的，她也带着，等您哪天肯空出两只手来，自己去拿。</w:t>
+        <w:t xml:space="preserve"> 梅老师说，守义老师的那几页东西，她替他保管着。她还说，要当面交，只给本人。小苏这几天在哪里睡的，她也带着，等您哪天肯空出两只手来，自己去拿。</w:t>
       </w:r>
     </w:p>
     <w:p>
@@ -1817,7 +1817,7 @@
         <w:t>岳玉:</w:t>
       </w:r>
       <w:r>
-        <w:t xml:space="preserve"> 队长，您别硬撑，报告我来念。</w:t>
+        <w:t xml:space="preserve"> 郑老师，您别硬撑，报告我来念。</w:t>
       </w:r>
     </w:p>
     <w:p>
@@ -2173,17 +2173,17 @@
     </w:p>
     <w:p>
       <w:r>
-        <w:t>«拿不准» — 한국어 해설: "확신이 서지 않다". 판단이나 결정을 확실하게 내리지 못한다는 구어. 선즈위안이 사오톄쥔에게 수정안을 어떻게 볼지 아직 정하지 못했다고 하며, 장면 2.</w:t>
+        <w:t>«名正言顺» — 한국어 해설: "명분이 바르고 말이 떳떳하다". 하는 일에 정당한 명분과 근거가 있다는 성어. 사오톄쥔이 선즈위안에게 구두 지시 조항을 조문으로 써 넣으면 떳떳해진다며, 장면 2.</w:t>
       </w:r>
     </w:p>
     <w:p>
       <w:r>
-        <w:t>«留一手» — 한국어 해설: "비장의 한 수를 남겨 두다". 전부를 내놓지 않고 만일을 대비해 여지를 남긴다는 구어. 리위퉁이 청시에게 공개 반대 전에 자신의 퇴로를 마련하라고 권하며, 장면 1.</w:t>
+        <w:t>«撑腰» — 한국어 해설: "뒷배가 되어 주다". 힘을 실어 남을 뒤에서 받쳐 준다는 구어. 선즈위안이 사오톄쥔에게 자신의 옛말을 수정안의 뒷받침으로 끌어다 쓴다며, 장면 2.</w:t>
       </w:r>
     </w:p>
     <w:p>
       <w:r>
-        <w:t>«走过场» — 한국어 해설: "형식적으로 해치우다". 실질 없이 절차만 거쳐 넘어간다는 구어. 웨이창펑이 정치국 회의에서 수정안 논의를 형식으로 끝내지 않겠다고 하며, 장면 4.</w:t>
+        <w:t>«拿不准» — 한국어 해설: "확신이 서지 않다". 판단이나 결정을 확실하게 내리지 못한다는 구어. 선즈위안이 사오톄쥔에게 수정안을 어떻게 볼지 아직 정하지 못했다고 하며, 장면 2.</w:t>
       </w:r>
     </w:p>
     <w:p>
